--- a/Introduccion a la Ingenieria/Kit docente/Clase 5/Solucion Taller Clase 5 - Huella del sistema.docx
+++ b/Introduccion a la Ingenieria/Kit docente/Clase 5/Solucion Taller Clase 5 - Huella del sistema.docx
@@ -38,6 +38,7 @@
       <w:r>
         <w:rPr>
           <w:rFonts w:ascii="Consolas" w:hAnsi="Consolas"/>
+          <w:b w:val="0"/>
           <w:i/>
           <w:color w:val="111111"/>
           <w:sz w:val="20"/>
@@ -204,7 +205,7 @@
           <w:color w:val="4A4A49"/>
           <w:sz w:val="21"/>
         </w:rPr>
-        <w:t xml:space="preserve"> que se pueda revisar en la sesión 16.</w:t>
+        <w:t xml:space="preserve"> que se pueda revisar en la Clase 16.</w:t>
       </w:r>
     </w:p>
     <w:p>
@@ -1067,7 +1068,7 @@
           <w:color w:val="4A4A49"/>
           <w:sz w:val="22"/>
         </w:rPr>
-        <w:t>Los tres tienen unidad (o son un sí/no verificable), se miden con algo que el equipo va a tener, y se pueden revisar en la sesión 16.</w:t>
+        <w:t>Los tres tienen unidad (o son un sí/no verificable), se miden con algo que el equipo va a tener, y se pueden revisar en la Clase 16.</w:t>
       </w:r>
     </w:p>
     <w:p>
@@ -1135,7 +1136,7 @@
           <w:color w:val="4A4A49"/>
           <w:sz w:val="22"/>
         </w:rPr>
-        <w:t>: se revisan en la sesión 16.</w:t>
+        <w:t>: se revisan en la Clase 16.</w:t>
       </w:r>
     </w:p>
     <w:p>
@@ -1446,7 +1447,7 @@
                 <w:color w:val="4A4A49"/>
                 <w:sz w:val="20"/>
               </w:rPr>
-              <w:t>El indicador tiene unidad y se puede medir en la sesión 16</w:t>
+              <w:t>El indicador tiene unidad y se puede medir en la Clase 16</w:t>
             </w:r>
           </w:p>
         </w:tc>
@@ -1814,7 +1815,7 @@
           <w:color w:val="4A4A49"/>
           <w:sz w:val="22"/>
         </w:rPr>
-        <w:t xml:space="preserve"> → No tiene unidad y no se puede revisar en la sesión 16. Un número con unidad, el valor de hoy y cómo se va a medir.</w:t>
+        <w:t xml:space="preserve"> → No tiene unidad y no se puede revisar en la Clase 16. Un número con unidad, el valor de hoy y cómo se va a medir.</w:t>
       </w:r>
     </w:p>
     <w:p>
@@ -1916,7 +1917,7 @@
           <w:color w:val="4A4A49"/>
           <w:sz w:val="22"/>
         </w:rPr>
-        <w:t>sesión 6</w:t>
+        <w:t>Clase 6</w:t>
       </w:r>
       <w:r>
         <w:rPr>
@@ -1932,7 +1933,7 @@
           <w:color w:val="4A4A49"/>
           <w:sz w:val="22"/>
         </w:rPr>
-        <w:t>sesión 16</w:t>
+        <w:t>Clase 16</w:t>
       </w:r>
       <w:r>
         <w:rPr>
@@ -1948,7 +1949,7 @@
           <w:color w:val="4A4A49"/>
           <w:sz w:val="22"/>
         </w:rPr>
-        <w:t>sesión 7</w:t>
+        <w:t>Clase 7</w:t>
       </w:r>
       <w:r>
         <w:rPr>
@@ -1964,7 +1965,7 @@
           <w:color w:val="4A4A49"/>
           <w:sz w:val="22"/>
         </w:rPr>
-        <w:t>sesión 10</w:t>
+        <w:t>Clase 10</w:t>
       </w:r>
       <w:r>
         <w:rPr>
@@ -1980,7 +1981,7 @@
           <w:color w:val="4A4A49"/>
           <w:sz w:val="22"/>
         </w:rPr>
-        <w:t>sesión 13</w:t>
+        <w:t>Clase 13</w:t>
       </w:r>
       <w:r>
         <w:rPr>
